--- a/archive/docx/维古登语自学教程.docx
+++ b/archive/docx/维古登语自学教程.docx
@@ -38,7 +38,7 @@
           <w:szCs w:val="21"/>
           <w:lang w:val="en-US" w:eastAsia="zh-CN"/>
         </w:rPr>
-        <w:t>◆ 本教程以《词典第五版 - 修订版》为词汇标准；所有变格、变位规则均与《框架》《词法规范》《句法规范》《体态表》等配套文档一致。</w:t>
+        <w:t>◆ 本教程以《词典第七版》为词汇标准；所有变格、变位规则均与《框架》《词法规范》《句法规范》《体态表》等配套文档一致。</w:t>
       </w:r>
     </w:p>
     <w:p>
@@ -5574,28 +5574,28 @@
                 <w:szCs w:val="21"/>
                 <w:lang w:val="en-US" w:eastAsia="zh-CN"/>
               </w:rPr>
-              <w:t>c</w:t>
-            </w:r>
-          </w:p>
-        </w:tc>
-        <w:tc>
-          <w:tcPr>
-            <w:tcW w:w="2267" w:type="dxa"/>
-            <w:vAlign w:val="center"/>
-          </w:tcPr>
-          <w:p>
-            <w:pPr>
-              <w:spacing w:before="40" w:after="40" w:line="260" w:lineRule="auto"/>
-              <w:jc w:val="left"/>
-            </w:pPr>
-            <w:r>
-              <w:rPr>
-                <w:rFonts w:ascii="Times New Roman" w:hAnsi="Times New Roman" w:eastAsia="宋体" w:cs="Times New Roman"/>
-                <w:sz w:val="21"/>
-                <w:szCs w:val="21"/>
-                <w:lang w:val="en-US" w:eastAsia="zh-CN"/>
-              </w:rPr>
-              <w:t>音节首（写作 ç）</w:t>
+              <w:t>ç</w:t>
+            </w:r>
+          </w:p>
+        </w:tc>
+        <w:tc>
+          <w:tcPr>
+            <w:tcW w:w="2267" w:type="dxa"/>
+            <w:vAlign w:val="center"/>
+          </w:tcPr>
+          <w:p>
+            <w:pPr>
+              <w:spacing w:before="40" w:after="40" w:line="260" w:lineRule="auto"/>
+              <w:jc w:val="left"/>
+            </w:pPr>
+            <w:r>
+              <w:rPr>
+                <w:rFonts w:ascii="Times New Roman" w:hAnsi="Times New Roman" w:eastAsia="宋体" w:cs="Times New Roman"/>
+                <w:sz w:val="21"/>
+                <w:szCs w:val="21"/>
+                <w:lang w:val="en-US" w:eastAsia="zh-CN"/>
+              </w:rPr>
+              <w:t>任何位置</w:t>
             </w:r>
           </w:p>
         </w:tc>
@@ -5697,7 +5697,7 @@
                 <w:szCs w:val="21"/>
                 <w:lang w:val="en-US" w:eastAsia="zh-CN"/>
               </w:rPr>
-              <w:t>其他位置</w:t>
+              <w:t>任何位置</w:t>
             </w:r>
           </w:p>
         </w:tc>
@@ -13215,7 +13215,7 @@
           <w:szCs w:val="21"/>
           <w:lang w:val="en-US" w:eastAsia="zh-CN"/>
         </w:rPr>
-        <w:t>：Éno, tvá, tré mlnk en tabloæt est.　（一、二、三本书在桌上。）</w:t>
+        <w:t>：Éno, tvá, tré mlnk tabloæt en est.　（一、二、三本书在桌上。）</w:t>
       </w:r>
     </w:p>
     <w:p>
@@ -22466,7 +22466,7 @@
           <w:szCs w:val="21"/>
           <w:lang w:val="en-US" w:eastAsia="zh-CN"/>
         </w:rPr>
-        <w:t>Yaló mlnk, limabelam édàgàlo æ sènam vingàlo en tabloæt vidoma.</w:t>
+        <w:t>Yaló mlnk, limabelam édàgàlo æ sènam vingàlo tabloæt en vidoma.</w:t>
       </w:r>
       <w:r>
         <w:rPr>
@@ -37767,7 +37767,7 @@
           <w:szCs w:val="21"/>
           <w:lang w:val="en-US" w:eastAsia="zh-CN"/>
         </w:rPr>
-        <w:t>下一步建议：① 熟记附录 A 的词缀速查表；② 对照《词典第五版》扩充词汇；③ 尝试把《在信里写给你》逐句解码，再动笔写一封自己的维古登语书信。</w:t>
+        <w:t>下一步建议：① 熟记附录 A 的词缀速查表；② 对照《词典第七版》扩充词汇；③ 尝试把《在信里写给你》逐句解码，再动笔写一封自己的维古登语书信。</w:t>
       </w:r>
     </w:p>
     <w:p>
@@ -37791,7 +37791,7 @@
           <w:szCs w:val="21"/>
           <w:lang w:val="en-US" w:eastAsia="zh-CN"/>
         </w:rPr>
-        <w:t>Salút, kaj græses!</w:t>
+        <w:t>Salút, æ græses!</w:t>
       </w:r>
       <w:r>
         <w:rPr>
